--- a/6 sem/Курсовая 2/РЕФЕРАТ.docx
+++ b/6 sem/Курсовая 2/РЕФЕРАТ.docx
@@ -49,7 +49,6 @@
           <w:szCs w:val="28"/>
         </w:rPr>
       </w:pPr>
-      <w:bookmarkStart w:id="0" w:name="_GoBack"/>
       <w:r>
         <w:rPr>
           <w:rFonts w:cs="Times New Roman"/>
@@ -90,7 +89,7 @@
           <w:rFonts w:cs="Times New Roman"/>
           <w:szCs w:val="28"/>
         </w:rPr>
-        <w:t>4 рисунка</w:t>
+        <w:t>5 рисунков</w:t>
       </w:r>
       <w:r>
         <w:rPr>
@@ -198,6 +197,15 @@
           <w:rFonts w:cs="Times New Roman"/>
           <w:szCs w:val="28"/>
         </w:rPr>
+        <w:t>, КЛАСТЕРЫ</w:t>
+      </w:r>
+      <w:bookmarkStart w:id="0" w:name="_GoBack"/>
+      <w:bookmarkEnd w:id="0"/>
+      <w:r>
+        <w:rPr>
+          <w:rFonts w:cs="Times New Roman"/>
+          <w:szCs w:val="28"/>
+        </w:rPr>
         <w:t>.</w:t>
       </w:r>
     </w:p>
@@ -239,14 +247,14 @@
           <w:rFonts w:cs="Times New Roman"/>
           <w:szCs w:val="28"/>
         </w:rPr>
-        <w:t>, структурировать их и сохранять в базе данных</w:t>
-      </w:r>
-      <w:r>
-        <w:rPr>
-          <w:rFonts w:cs="Times New Roman"/>
-          <w:szCs w:val="28"/>
-        </w:rPr>
-        <w:t xml:space="preserve">. </w:t>
+        <w:t xml:space="preserve">, </w:t>
+      </w:r>
+      <w:r>
+        <w:rPr>
+          <w:rFonts w:cs="Times New Roman"/>
+          <w:szCs w:val="28"/>
+        </w:rPr>
+        <w:t>сохранять ее в базу данных и строить на ее основе кластеры.</w:t>
       </w:r>
     </w:p>
     <w:p>
@@ -363,14 +371,28 @@
           <w:rFonts w:cs="Times New Roman"/>
           <w:szCs w:val="28"/>
         </w:rPr>
-        <w:t>информацию о 1000 пользователях и группах, в которых они состоят</w:t>
-      </w:r>
-      <w:r>
-        <w:rPr>
-          <w:rFonts w:cs="Times New Roman"/>
-          <w:szCs w:val="28"/>
-        </w:rPr>
-        <w:t xml:space="preserve">. </w:t>
+        <w:t xml:space="preserve">информацию о </w:t>
+      </w:r>
+      <w:r>
+        <w:rPr>
+          <w:rFonts w:cs="Times New Roman"/>
+          <w:szCs w:val="28"/>
+        </w:rPr>
+        <w:t>26000</w:t>
+      </w:r>
+      <w:r>
+        <w:rPr>
+          <w:rFonts w:cs="Times New Roman"/>
+          <w:szCs w:val="28"/>
+        </w:rPr>
+        <w:t xml:space="preserve"> пользователях и группах, в которых они состоят</w:t>
+      </w:r>
+      <w:r>
+        <w:rPr>
+          <w:rFonts w:cs="Times New Roman"/>
+          <w:szCs w:val="28"/>
+        </w:rPr>
+        <w:t>, и строит их кластеризацию.</w:t>
       </w:r>
     </w:p>
     <w:p>
@@ -495,7 +517,6 @@
         <w:t>.</w:t>
       </w:r>
     </w:p>
-    <w:bookmarkEnd w:id="0"/>
     <w:p>
       <w:pPr>
         <w:jc w:val="both"/>

--- a/6 sem/Курсовая 2/РЕФЕРАТ.docx
+++ b/6 sem/Курсовая 2/РЕФЕРАТ.docx
@@ -61,7 +61,7 @@
           <w:rFonts w:cs="Times New Roman"/>
           <w:szCs w:val="28"/>
         </w:rPr>
-        <w:t>31</w:t>
+        <w:t>32</w:t>
       </w:r>
       <w:r>
         <w:rPr>
@@ -89,7 +89,14 @@
           <w:rFonts w:cs="Times New Roman"/>
           <w:szCs w:val="28"/>
         </w:rPr>
-        <w:t>5 рисунков</w:t>
+        <w:t>7</w:t>
+      </w:r>
+      <w:r>
+        <w:rPr>
+          <w:rFonts w:cs="Times New Roman"/>
+          <w:szCs w:val="28"/>
+        </w:rPr>
+        <w:t xml:space="preserve"> рисунков</w:t>
       </w:r>
       <w:r>
         <w:rPr>
@@ -197,16 +204,76 @@
           <w:rFonts w:cs="Times New Roman"/>
           <w:szCs w:val="28"/>
         </w:rPr>
-        <w:t>, КЛАСТЕРЫ</w:t>
-      </w:r>
-      <w:bookmarkStart w:id="0" w:name="_GoBack"/>
-      <w:bookmarkEnd w:id="0"/>
+        <w:t>, ГРУППИРОВКА</w:t>
+      </w:r>
       <w:r>
         <w:rPr>
           <w:rFonts w:cs="Times New Roman"/>
           <w:szCs w:val="28"/>
         </w:rPr>
         <w:t>.</w:t>
+      </w:r>
+    </w:p>
+    <w:p>
+      <w:pPr>
+        <w:pStyle w:val="a6"/>
+        <w:shd w:val="clear" w:color="auto" w:fill="FFFFFF"/>
+        <w:spacing w:before="0" w:beforeAutospacing="0" w:after="0" w:afterAutospacing="0" w:line="360" w:lineRule="auto"/>
+        <w:ind w:firstLine="709"/>
+        <w:jc w:val="both"/>
+        <w:rPr>
+          <w:color w:val="000000" w:themeColor="text1"/>
+          <w:sz w:val="28"/>
+          <w:szCs w:val="28"/>
+        </w:rPr>
+      </w:pPr>
+      <w:r>
+        <w:rPr>
+          <w:color w:val="000000" w:themeColor="text1"/>
+          <w:sz w:val="28"/>
+          <w:szCs w:val="28"/>
+        </w:rPr>
+        <w:t xml:space="preserve">Целью курсовой работы является разработка программы, способной извлекать информацию о пользователях из социальной сети </w:t>
+      </w:r>
+      <w:proofErr w:type="spellStart"/>
+      <w:r>
+        <w:rPr>
+          <w:color w:val="000000" w:themeColor="text1"/>
+          <w:sz w:val="28"/>
+          <w:szCs w:val="28"/>
+        </w:rPr>
+        <w:t>ВКонтакте</w:t>
+      </w:r>
+      <w:proofErr w:type="spellEnd"/>
+      <w:r>
+        <w:rPr>
+          <w:color w:val="000000" w:themeColor="text1"/>
+          <w:sz w:val="28"/>
+          <w:szCs w:val="28"/>
+        </w:rPr>
+        <w:t xml:space="preserve"> и строить различные группы на их основе. Программа должна быть достаточно гибкой и безопасной, учитывать ограничения API и обеспечивать корректное хранение данных. </w:t>
+      </w:r>
+    </w:p>
+    <w:p>
+      <w:pPr>
+        <w:pStyle w:val="a6"/>
+        <w:shd w:val="clear" w:color="auto" w:fill="FFFFFF"/>
+        <w:spacing w:before="0" w:beforeAutospacing="0" w:after="0" w:afterAutospacing="0" w:line="360" w:lineRule="auto"/>
+        <w:ind w:firstLine="709"/>
+        <w:jc w:val="both"/>
+        <w:rPr>
+          <w:color w:val="000000" w:themeColor="text1"/>
+          <w:sz w:val="28"/>
+          <w:szCs w:val="28"/>
+        </w:rPr>
+      </w:pPr>
+      <w:r>
+        <w:rPr>
+          <w:color w:val="000000" w:themeColor="text1"/>
+          <w:sz w:val="28"/>
+          <w:szCs w:val="28"/>
+        </w:rPr>
+        <w:t>В ходе курсовой работы был доработан алгоритм для извлечения данных с учетом требований безопасности и ограничений API, модифицирована программа, которая запрашивает данные через API, сохраняет информацию в базу данных и строит графики некоторых групп на ее основе.</w:t>
       </w:r>
     </w:p>
     <w:p>
@@ -224,14 +291,14 @@
           <w:rFonts w:cs="Times New Roman"/>
           <w:szCs w:val="28"/>
         </w:rPr>
-        <w:t xml:space="preserve">Цель работы — </w:t>
-      </w:r>
-      <w:r>
-        <w:rPr>
-          <w:rFonts w:cs="Times New Roman"/>
-          <w:szCs w:val="28"/>
-        </w:rPr>
-        <w:t xml:space="preserve">разработка программы, способной извлекать информацию о пользователях из социальной сети </w:t>
+        <w:t xml:space="preserve">Система реализована с </w:t>
+      </w:r>
+      <w:r>
+        <w:rPr>
+          <w:rFonts w:cs="Times New Roman"/>
+          <w:szCs w:val="28"/>
+        </w:rPr>
+        <w:t xml:space="preserve">использованием </w:t>
       </w:r>
       <w:proofErr w:type="spellStart"/>
       <w:r>
@@ -239,7 +306,7 @@
           <w:rFonts w:cs="Times New Roman"/>
           <w:szCs w:val="28"/>
         </w:rPr>
-        <w:t>ВКонтакте</w:t>
+        <w:t>Python</w:t>
       </w:r>
       <w:proofErr w:type="spellEnd"/>
       <w:r>
@@ -247,39 +314,7 @@
           <w:rFonts w:cs="Times New Roman"/>
           <w:szCs w:val="28"/>
         </w:rPr>
-        <w:t xml:space="preserve">, </w:t>
-      </w:r>
-      <w:r>
-        <w:rPr>
-          <w:rFonts w:cs="Times New Roman"/>
-          <w:szCs w:val="28"/>
-        </w:rPr>
-        <w:t>сохранять ее в базу данных и строить на ее основе кластеры.</w:t>
-      </w:r>
-    </w:p>
-    <w:p>
-      <w:pPr>
-        <w:pStyle w:val="a3"/>
-        <w:spacing w:line="360" w:lineRule="auto"/>
-        <w:jc w:val="both"/>
-        <w:rPr>
-          <w:rFonts w:cs="Times New Roman"/>
-          <w:szCs w:val="28"/>
-        </w:rPr>
-      </w:pPr>
-      <w:r>
-        <w:rPr>
-          <w:rFonts w:cs="Times New Roman"/>
-          <w:szCs w:val="28"/>
-        </w:rPr>
-        <w:t>В</w:t>
-      </w:r>
-      <w:r>
-        <w:rPr>
-          <w:rFonts w:cs="Times New Roman"/>
-          <w:szCs w:val="28"/>
-        </w:rPr>
-        <w:t xml:space="preserve"> курсовой работе были изучены основные сведения о данных пользователей социальных сетей, применение классификации этих данных и принципы извлечения данных с помощью </w:t>
+        <w:t xml:space="preserve">, базы данных </w:t>
       </w:r>
       <w:r>
         <w:rPr>
@@ -287,69 +322,14 @@
           <w:szCs w:val="28"/>
           <w:lang w:val="en-US"/>
         </w:rPr>
-        <w:t>API</w:t>
-      </w:r>
-      <w:r>
-        <w:rPr>
-          <w:rFonts w:cs="Times New Roman"/>
-          <w:szCs w:val="28"/>
-        </w:rPr>
-        <w:t xml:space="preserve">, </w:t>
-      </w:r>
-      <w:r>
-        <w:rPr>
-          <w:rFonts w:cs="Times New Roman"/>
-          <w:szCs w:val="28"/>
-        </w:rPr>
-        <w:t xml:space="preserve">которое </w:t>
-      </w:r>
-      <w:proofErr w:type="spellStart"/>
-      <w:r>
-        <w:rPr>
-          <w:rFonts w:cs="Times New Roman"/>
-          <w:szCs w:val="28"/>
-        </w:rPr>
-        <w:t>Вконтакте</w:t>
-      </w:r>
-      <w:proofErr w:type="spellEnd"/>
-      <w:r>
-        <w:rPr>
-          <w:rFonts w:cs="Times New Roman"/>
-          <w:szCs w:val="28"/>
-        </w:rPr>
-        <w:t xml:space="preserve"> предоставляет разработчикам</w:t>
-      </w:r>
-      <w:r>
-        <w:rPr>
-          <w:rFonts w:cs="Times New Roman"/>
-          <w:szCs w:val="28"/>
-        </w:rPr>
-        <w:t>.</w:t>
-      </w:r>
-    </w:p>
-    <w:p>
-      <w:pPr>
-        <w:pStyle w:val="a3"/>
-        <w:spacing w:line="360" w:lineRule="auto"/>
-        <w:jc w:val="both"/>
-        <w:rPr>
-          <w:rFonts w:cs="Times New Roman"/>
-          <w:szCs w:val="28"/>
-        </w:rPr>
-      </w:pPr>
-      <w:r>
-        <w:rPr>
-          <w:rFonts w:cs="Times New Roman"/>
-          <w:szCs w:val="28"/>
-        </w:rPr>
-        <w:t xml:space="preserve">Практическая часть представлена </w:t>
-      </w:r>
-      <w:r>
-        <w:rPr>
-          <w:rFonts w:cs="Times New Roman"/>
-          <w:szCs w:val="28"/>
-        </w:rPr>
-        <w:t xml:space="preserve">скриптом, который получает с помощью </w:t>
+        <w:t>SQLite</w:t>
+      </w:r>
+      <w:r>
+        <w:rPr>
+          <w:rFonts w:cs="Times New Roman"/>
+          <w:szCs w:val="28"/>
+        </w:rPr>
+        <w:t xml:space="preserve">, библиотеки </w:t>
       </w:r>
       <w:r>
         <w:rPr>
@@ -357,7 +337,7 @@
           <w:szCs w:val="28"/>
           <w:lang w:val="en-US"/>
         </w:rPr>
-        <w:t>API</w:t>
+        <w:t>requests</w:t>
       </w:r>
       <w:r>
         <w:rPr>
@@ -371,105 +351,6 @@
           <w:rFonts w:cs="Times New Roman"/>
           <w:szCs w:val="28"/>
         </w:rPr>
-        <w:t xml:space="preserve">информацию о </w:t>
-      </w:r>
-      <w:r>
-        <w:rPr>
-          <w:rFonts w:cs="Times New Roman"/>
-          <w:szCs w:val="28"/>
-        </w:rPr>
-        <w:t>26000</w:t>
-      </w:r>
-      <w:r>
-        <w:rPr>
-          <w:rFonts w:cs="Times New Roman"/>
-          <w:szCs w:val="28"/>
-        </w:rPr>
-        <w:t xml:space="preserve"> пользователях и группах, в которых они состоят</w:t>
-      </w:r>
-      <w:r>
-        <w:rPr>
-          <w:rFonts w:cs="Times New Roman"/>
-          <w:szCs w:val="28"/>
-        </w:rPr>
-        <w:t>, и строит их кластеризацию.</w:t>
-      </w:r>
-    </w:p>
-    <w:p>
-      <w:pPr>
-        <w:pStyle w:val="a3"/>
-        <w:spacing w:line="360" w:lineRule="auto"/>
-        <w:jc w:val="both"/>
-        <w:rPr>
-          <w:rFonts w:cs="Times New Roman"/>
-          <w:szCs w:val="28"/>
-        </w:rPr>
-      </w:pPr>
-      <w:r>
-        <w:rPr>
-          <w:rFonts w:cs="Times New Roman"/>
-          <w:szCs w:val="28"/>
-        </w:rPr>
-        <w:t xml:space="preserve">Система реализована с </w:t>
-      </w:r>
-      <w:r>
-        <w:rPr>
-          <w:rFonts w:cs="Times New Roman"/>
-          <w:szCs w:val="28"/>
-        </w:rPr>
-        <w:t xml:space="preserve">использованием </w:t>
-      </w:r>
-      <w:proofErr w:type="spellStart"/>
-      <w:r>
-        <w:rPr>
-          <w:rFonts w:cs="Times New Roman"/>
-          <w:szCs w:val="28"/>
-        </w:rPr>
-        <w:t>Python</w:t>
-      </w:r>
-      <w:proofErr w:type="spellEnd"/>
-      <w:r>
-        <w:rPr>
-          <w:rFonts w:cs="Times New Roman"/>
-          <w:szCs w:val="28"/>
-        </w:rPr>
-        <w:t xml:space="preserve">, базы данных </w:t>
-      </w:r>
-      <w:r>
-        <w:rPr>
-          <w:rFonts w:cs="Times New Roman"/>
-          <w:szCs w:val="28"/>
-          <w:lang w:val="en-US"/>
-        </w:rPr>
-        <w:t>SQLite</w:t>
-      </w:r>
-      <w:r>
-        <w:rPr>
-          <w:rFonts w:cs="Times New Roman"/>
-          <w:szCs w:val="28"/>
-        </w:rPr>
-        <w:t xml:space="preserve">, библиотеки </w:t>
-      </w:r>
-      <w:r>
-        <w:rPr>
-          <w:rFonts w:cs="Times New Roman"/>
-          <w:szCs w:val="28"/>
-          <w:lang w:val="en-US"/>
-        </w:rPr>
-        <w:t>requests</w:t>
-      </w:r>
-      <w:r>
-        <w:rPr>
-          <w:rFonts w:cs="Times New Roman"/>
-          <w:szCs w:val="28"/>
-        </w:rPr>
-        <w:t xml:space="preserve"> </w:t>
-      </w:r>
-      <w:r>
-        <w:rPr>
-          <w:rFonts w:cs="Times New Roman"/>
-          <w:szCs w:val="28"/>
-        </w:rPr>
         <w:t xml:space="preserve">и может быть развёрнута локально. В ходе работы была </w:t>
       </w:r>
       <w:r>
@@ -477,8 +358,10 @@
           <w:rFonts w:cs="Times New Roman"/>
           <w:szCs w:val="28"/>
         </w:rPr>
-        <w:t>реализована</w:t>
-      </w:r>
+        <w:t>доработана</w:t>
+      </w:r>
+      <w:bookmarkStart w:id="0" w:name="_GoBack"/>
+      <w:bookmarkEnd w:id="0"/>
       <w:r>
         <w:rPr>
           <w:rFonts w:cs="Times New Roman"/>
@@ -1163,6 +1046,22 @@
       <w:sz w:val="28"/>
     </w:rPr>
   </w:style>
+  <w:style w:type="paragraph" w:styleId="a6">
+    <w:name w:val="Normal (Web)"/>
+    <w:basedOn w:val="a"/>
+    <w:uiPriority w:val="99"/>
+    <w:unhideWhenUsed/>
+    <w:rsid w:val="00561CB7"/>
+    <w:pPr>
+      <w:spacing w:before="100" w:beforeAutospacing="1" w:after="100" w:afterAutospacing="1" w:line="240" w:lineRule="auto"/>
+    </w:pPr>
+    <w:rPr>
+      <w:rFonts w:eastAsia="Times New Roman" w:cs="Times New Roman"/>
+      <w:sz w:val="24"/>
+      <w:szCs w:val="24"/>
+      <w:lang w:eastAsia="ru-RU"/>
+    </w:rPr>
+  </w:style>
 </w:styles>
 </file>
 
